--- a/hin/docx/014.content.docx
+++ b/hin/docx/014.content.docx
@@ -19,7 +19,7 @@
         <w:rPr>
           <w:lang w:val="hi_IN" w:bidi="hi_IN"/>
         </w:rPr>
-        <w:t>Resource: Tyndale Open Study Notes</w:t>
+        <w:t>Resource: Aquifer Open Study Notes (Profiles)</w:t>
       </w:r>
       <w:r>
         <w:rPr>
@@ -112,7 +112,7 @@
         <w:rPr>
           <w:lang w:val="hi_IN" w:bidi="hi_IN"/>
         </w:rPr>
-        <w:t>Tyndale Open Study Notes</w:t>
+        <w:t>Aquifer Open Study Notes (Profiles)</w:t>
       </w:r>
     </w:p>
     <w:p>

--- a/hin/docx/014.content.docx
+++ b/hin/docx/014.content.docx
@@ -261,72 +261,48 @@
         </w:rPr>
         <w:t>605 ईसा पूर्व में कर्कमीश में विजय प्राप्त करने के बाद, नबूकदनेस्सर ने सीरिया और आसपास के क्षेत्रों पर, जिनमें यहूदा भी शामिल था, अधिकार कर लिया। उसी वर्ष, उन्होंने पहली बार यरूशलेम पर चढ़ाई की (</w:t>
       </w:r>
-      <w:hyperlink r:id="rId13">
-        <w:r>
-          <w:rPr>
-            <w:lang w:val="hi_IN" w:bidi="hi_IN"/>
-          </w:rPr>
-          <w:rPr>
-            <w:color w:val="0000EE"/>
-            <w:u w:val="single"/>
-          </w:rPr>
-          <w:t>2 रा 24:1</w:t>
-        </w:r>
-      </w:hyperlink>
+      <w:r>
+        <w:rPr>
+          <w:lang w:val="hi_IN" w:bidi="hi_IN"/>
+        </w:rPr>
+        <w:t>2 रा 24:1</w:t>
+      </w:r>
       <w:r>
         <w:rPr>
           <w:lang w:val="hi_IN" w:bidi="hi_IN"/>
         </w:rPr>
         <w:t xml:space="preserve">; </w:t>
       </w:r>
-      <w:hyperlink r:id="rId14">
-        <w:r>
-          <w:rPr>
-            <w:lang w:val="hi_IN" w:bidi="hi_IN"/>
-          </w:rPr>
-          <w:rPr>
-            <w:color w:val="0000EE"/>
-            <w:u w:val="single"/>
-          </w:rPr>
-          <w:t>1:1–2</w:t>
-        </w:r>
-      </w:hyperlink>
+      <w:r>
+        <w:rPr>
+          <w:lang w:val="hi_IN" w:bidi="hi_IN"/>
+        </w:rPr>
+        <w:t>1:1–2</w:t>
+      </w:r>
       <w:r>
         <w:rPr>
           <w:lang w:val="hi_IN" w:bidi="hi_IN"/>
         </w:rPr>
         <w:t>)। उन्होंने मंदिर के कुछ पात्रों और यहूदा के कई युवा अगुवों को, जिनमें दानिय्येल और उनके तीन मित्र शामिल थे, अपने साथ ले लिया। नबूकदनेस्सर ने 597 ईसा पूर्व में फिर से यरूशलेम पर कब्जा कर लिया (</w:t>
       </w:r>
-      <w:hyperlink r:id="rId15">
-        <w:r>
-          <w:rPr>
-            <w:lang w:val="hi_IN" w:bidi="hi_IN"/>
-          </w:rPr>
-          <w:rPr>
-            <w:color w:val="0000EE"/>
-            <w:u w:val="single"/>
-          </w:rPr>
-          <w:t>2 रा 24:10–17</w:t>
-        </w:r>
-      </w:hyperlink>
+      <w:r>
+        <w:rPr>
+          <w:lang w:val="hi_IN" w:bidi="hi_IN"/>
+        </w:rPr>
+        <w:t>2 रा 24:10–17</w:t>
+      </w:r>
       <w:r>
         <w:rPr>
           <w:lang w:val="hi_IN" w:bidi="hi_IN"/>
         </w:rPr>
         <w:t>)। उन्होंने 588 ईसा पूर्व में यरूशलेम की घेराबंदी की और 586 ईसा पूर्व में शहर और मंदिर को नष्ट कर दिया और अधिकांश बचे हुए लोगों को निर्वासित कर दिया (</w:t>
       </w:r>
-      <w:hyperlink r:id="rId16">
-        <w:r>
-          <w:rPr>
-            <w:lang w:val="hi_IN" w:bidi="hi_IN"/>
-          </w:rPr>
-          <w:rPr>
-            <w:color w:val="0000EE"/>
-            <w:u w:val="single"/>
-          </w:rPr>
-          <w:t>2 रा 25:1–21</w:t>
-        </w:r>
-      </w:hyperlink>
+      <w:r>
+        <w:rPr>
+          <w:lang w:val="hi_IN" w:bidi="hi_IN"/>
+        </w:rPr>
+        <w:t>2 रा 25:1–21</w:t>
+      </w:r>
       <w:r>
         <w:rPr>
           <w:lang w:val="hi_IN" w:bidi="hi_IN"/>
@@ -347,36 +323,24 @@
         </w:rPr>
         <w:t>नबूकदनेस्सर का एक विस्तृत और रोचक वर्णन दानिय्येल की पुस्तक में मिलता है। वह दानिय्येल और उनके मित्रों को बेबीलोन लाए ताकि उन्हें बाबेली तरीकों में शिक्षित किया जा सके। हालांकि, परमेश्वर ने दानिय्येल का उपयोग नबूकदनेस्सर को परमेश्वर के बारे में सिखाने के लिए किया। अपने महान अभिमान के लिए विनम्र होने के बाद (</w:t>
       </w:r>
-      <w:hyperlink r:id="rId17">
-        <w:r>
-          <w:rPr>
-            <w:lang w:val="hi_IN" w:bidi="hi_IN"/>
-          </w:rPr>
-          <w:rPr>
-            <w:color w:val="0000EE"/>
-            <w:u w:val="single"/>
-          </w:rPr>
-          <w:t>दानि 4:28–33</w:t>
-        </w:r>
-      </w:hyperlink>
+      <w:r>
+        <w:rPr>
+          <w:lang w:val="hi_IN" w:bidi="hi_IN"/>
+        </w:rPr>
+        <w:t>दानि 4:28–33</w:t>
+      </w:r>
       <w:r>
         <w:rPr>
           <w:lang w:val="hi_IN" w:bidi="hi_IN"/>
         </w:rPr>
         <w:t>), नबूकदनेस्सर ने परमेश्वर की प्रभुता और शक्ति को स्वीकार किया (</w:t>
       </w:r>
-      <w:hyperlink r:id="rId18">
-        <w:r>
-          <w:rPr>
-            <w:lang w:val="hi_IN" w:bidi="hi_IN"/>
-          </w:rPr>
-          <w:rPr>
-            <w:color w:val="0000EE"/>
-            <w:u w:val="single"/>
-          </w:rPr>
-          <w:t>दानि 4:34–37</w:t>
-        </w:r>
-      </w:hyperlink>
+      <w:r>
+        <w:rPr>
+          <w:lang w:val="hi_IN" w:bidi="hi_IN"/>
+        </w:rPr>
+        <w:t>दानि 4:34–37</w:t>
+      </w:r>
       <w:r>
         <w:rPr>
           <w:lang w:val="hi_IN" w:bidi="hi_IN"/>
@@ -406,468 +370,312 @@
           <w:lang w:val="hi_IN" w:bidi="hi_IN"/>
         </w:rPr>
       </w:r>
-      <w:hyperlink r:id="rId19">
-        <w:r>
-          <w:rPr>
-            <w:lang w:val="hi_IN" w:bidi="hi_IN"/>
-          </w:rPr>
-          <w:rPr>
-            <w:color w:val="0000EE"/>
-            <w:u w:val="single"/>
-          </w:rPr>
-          <w:t>2 राजाओं 24:1–25:30</w:t>
-        </w:r>
-      </w:hyperlink>
+      <w:r>
+        <w:rPr>
+          <w:lang w:val="hi_IN" w:bidi="hi_IN"/>
+        </w:rPr>
+        <w:t>2 राजाओं 24:1–25:30</w:t>
+      </w:r>
       <w:r>
         <w:rPr>
           <w:lang w:val="hi_IN" w:bidi="hi_IN"/>
         </w:rPr>
         <w:t xml:space="preserve">; </w:t>
       </w:r>
-      <w:hyperlink r:id="rId20">
-        <w:r>
-          <w:rPr>
-            <w:lang w:val="hi_IN" w:bidi="hi_IN"/>
-          </w:rPr>
-          <w:rPr>
-            <w:color w:val="0000EE"/>
-            <w:u w:val="single"/>
-          </w:rPr>
-          <w:t>2 इतिहास 36:6–21</w:t>
-        </w:r>
-      </w:hyperlink>
+      <w:r>
+        <w:rPr>
+          <w:lang w:val="hi_IN" w:bidi="hi_IN"/>
+        </w:rPr>
+        <w:t>2 इतिहास 36:6–21</w:t>
+      </w:r>
       <w:r>
         <w:rPr>
           <w:lang w:val="hi_IN" w:bidi="hi_IN"/>
         </w:rPr>
         <w:t xml:space="preserve">; </w:t>
       </w:r>
-      <w:hyperlink r:id="rId21">
-        <w:r>
-          <w:rPr>
-            <w:lang w:val="hi_IN" w:bidi="hi_IN"/>
-          </w:rPr>
-          <w:rPr>
-            <w:color w:val="0000EE"/>
-            <w:u w:val="single"/>
-          </w:rPr>
-          <w:t>यिर्मयाह 21:1–10</w:t>
-        </w:r>
-      </w:hyperlink>
+      <w:r>
+        <w:rPr>
+          <w:lang w:val="hi_IN" w:bidi="hi_IN"/>
+        </w:rPr>
+        <w:t>यिर्मयाह 21:1–10</w:t>
+      </w:r>
       <w:r>
         <w:rPr>
           <w:lang w:val="hi_IN" w:bidi="hi_IN"/>
         </w:rPr>
         <w:t xml:space="preserve">; </w:t>
       </w:r>
-      <w:hyperlink r:id="rId22">
-        <w:r>
-          <w:rPr>
-            <w:lang w:val="hi_IN" w:bidi="hi_IN"/>
-          </w:rPr>
-          <w:rPr>
-            <w:color w:val="0000EE"/>
-            <w:u w:val="single"/>
-          </w:rPr>
-          <w:t>22:24–27</w:t>
-        </w:r>
-      </w:hyperlink>
+      <w:r>
+        <w:rPr>
+          <w:lang w:val="hi_IN" w:bidi="hi_IN"/>
+        </w:rPr>
+        <w:t>22:24–27</w:t>
+      </w:r>
       <w:r>
         <w:rPr>
           <w:lang w:val="hi_IN" w:bidi="hi_IN"/>
         </w:rPr>
         <w:t xml:space="preserve">; </w:t>
       </w:r>
-      <w:hyperlink r:id="rId23">
-        <w:r>
-          <w:rPr>
-            <w:lang w:val="hi_IN" w:bidi="hi_IN"/>
-          </w:rPr>
-          <w:rPr>
-            <w:color w:val="0000EE"/>
-            <w:u w:val="single"/>
-          </w:rPr>
-          <w:t>24:1</w:t>
-        </w:r>
-      </w:hyperlink>
+      <w:r>
+        <w:rPr>
+          <w:lang w:val="hi_IN" w:bidi="hi_IN"/>
+        </w:rPr>
+        <w:t>24:1</w:t>
+      </w:r>
       <w:r>
         <w:rPr>
           <w:lang w:val="hi_IN" w:bidi="hi_IN"/>
         </w:rPr>
         <w:t xml:space="preserve">; </w:t>
       </w:r>
-      <w:hyperlink r:id="rId24">
-        <w:r>
-          <w:rPr>
-            <w:lang w:val="hi_IN" w:bidi="hi_IN"/>
-          </w:rPr>
-          <w:rPr>
-            <w:color w:val="0000EE"/>
-            <w:u w:val="single"/>
-          </w:rPr>
-          <w:t>25:1–14</w:t>
-        </w:r>
-      </w:hyperlink>
+      <w:r>
+        <w:rPr>
+          <w:lang w:val="hi_IN" w:bidi="hi_IN"/>
+        </w:rPr>
+        <w:t>25:1–14</w:t>
+      </w:r>
       <w:r>
         <w:rPr>
           <w:lang w:val="hi_IN" w:bidi="hi_IN"/>
         </w:rPr>
         <w:t xml:space="preserve">; </w:t>
       </w:r>
-      <w:hyperlink r:id="rId25">
-        <w:r>
-          <w:rPr>
-            <w:lang w:val="hi_IN" w:bidi="hi_IN"/>
-          </w:rPr>
-          <w:rPr>
-            <w:color w:val="0000EE"/>
-            <w:u w:val="single"/>
-          </w:rPr>
-          <w:t>27:4–8</w:t>
-        </w:r>
-      </w:hyperlink>
+      <w:r>
+        <w:rPr>
+          <w:lang w:val="hi_IN" w:bidi="hi_IN"/>
+        </w:rPr>
+        <w:t>27:4–8</w:t>
+      </w:r>
       <w:r>
         <w:rPr>
           <w:lang w:val="hi_IN" w:bidi="hi_IN"/>
         </w:rPr>
         <w:t xml:space="preserve">; </w:t>
       </w:r>
-      <w:hyperlink r:id="rId26">
-        <w:r>
-          <w:rPr>
-            <w:lang w:val="hi_IN" w:bidi="hi_IN"/>
-          </w:rPr>
-          <w:rPr>
-            <w:color w:val="0000EE"/>
-            <w:u w:val="single"/>
-          </w:rPr>
-          <w:t>28:14</w:t>
-        </w:r>
-      </w:hyperlink>
+      <w:r>
+        <w:rPr>
+          <w:lang w:val="hi_IN" w:bidi="hi_IN"/>
+        </w:rPr>
+        <w:t>28:14</w:t>
+      </w:r>
       <w:r>
         <w:rPr>
           <w:lang w:val="hi_IN" w:bidi="hi_IN"/>
         </w:rPr>
         <w:t xml:space="preserve">; </w:t>
       </w:r>
-      <w:hyperlink r:id="rId27">
-        <w:r>
-          <w:rPr>
-            <w:lang w:val="hi_IN" w:bidi="hi_IN"/>
-          </w:rPr>
-          <w:rPr>
-            <w:color w:val="0000EE"/>
-            <w:u w:val="single"/>
-          </w:rPr>
-          <w:t>29:1–23</w:t>
-        </w:r>
-      </w:hyperlink>
+      <w:r>
+        <w:rPr>
+          <w:lang w:val="hi_IN" w:bidi="hi_IN"/>
+        </w:rPr>
+        <w:t>29:1–23</w:t>
+      </w:r>
       <w:r>
         <w:rPr>
           <w:lang w:val="hi_IN" w:bidi="hi_IN"/>
         </w:rPr>
         <w:t xml:space="preserve">; </w:t>
       </w:r>
-      <w:hyperlink r:id="rId28">
-        <w:r>
-          <w:rPr>
-            <w:lang w:val="hi_IN" w:bidi="hi_IN"/>
-          </w:rPr>
-          <w:rPr>
-            <w:color w:val="0000EE"/>
-            <w:u w:val="single"/>
-          </w:rPr>
-          <w:t>32:1–5</w:t>
-        </w:r>
-      </w:hyperlink>
+      <w:r>
+        <w:rPr>
+          <w:lang w:val="hi_IN" w:bidi="hi_IN"/>
+        </w:rPr>
+        <w:t>32:1–5</w:t>
+      </w:r>
       <w:r>
         <w:rPr>
           <w:lang w:val="hi_IN" w:bidi="hi_IN"/>
         </w:rPr>
         <w:t xml:space="preserve">, </w:t>
       </w:r>
-      <w:hyperlink r:id="rId29">
-        <w:r>
-          <w:rPr>
-            <w:lang w:val="hi_IN" w:bidi="hi_IN"/>
-          </w:rPr>
-          <w:rPr>
-            <w:color w:val="0000EE"/>
-            <w:u w:val="single"/>
-          </w:rPr>
-          <w:t>26–31</w:t>
-        </w:r>
-      </w:hyperlink>
+      <w:r>
+        <w:rPr>
+          <w:lang w:val="hi_IN" w:bidi="hi_IN"/>
+        </w:rPr>
+        <w:t>26–31</w:t>
+      </w:r>
       <w:r>
         <w:rPr>
           <w:lang w:val="hi_IN" w:bidi="hi_IN"/>
         </w:rPr>
         <w:t xml:space="preserve">; </w:t>
       </w:r>
-      <w:hyperlink r:id="rId30">
-        <w:r>
-          <w:rPr>
-            <w:lang w:val="hi_IN" w:bidi="hi_IN"/>
-          </w:rPr>
-          <w:rPr>
-            <w:color w:val="0000EE"/>
-            <w:u w:val="single"/>
-          </w:rPr>
-          <w:t>34:1–3</w:t>
-        </w:r>
-      </w:hyperlink>
+      <w:r>
+        <w:rPr>
+          <w:lang w:val="hi_IN" w:bidi="hi_IN"/>
+        </w:rPr>
+        <w:t>34:1–3</w:t>
+      </w:r>
       <w:r>
         <w:rPr>
           <w:lang w:val="hi_IN" w:bidi="hi_IN"/>
         </w:rPr>
         <w:t xml:space="preserve">; </w:t>
       </w:r>
-      <w:hyperlink r:id="rId31">
-        <w:r>
-          <w:rPr>
-            <w:lang w:val="hi_IN" w:bidi="hi_IN"/>
-          </w:rPr>
-          <w:rPr>
-            <w:color w:val="0000EE"/>
-            <w:u w:val="single"/>
-          </w:rPr>
-          <w:t>37:1</w:t>
-        </w:r>
-      </w:hyperlink>
+      <w:r>
+        <w:rPr>
+          <w:lang w:val="hi_IN" w:bidi="hi_IN"/>
+        </w:rPr>
+        <w:t>37:1</w:t>
+      </w:r>
       <w:r>
         <w:rPr>
           <w:lang w:val="hi_IN" w:bidi="hi_IN"/>
         </w:rPr>
         <w:t xml:space="preserve">; </w:t>
       </w:r>
-      <w:hyperlink r:id="rId32">
-        <w:r>
-          <w:rPr>
-            <w:lang w:val="hi_IN" w:bidi="hi_IN"/>
-          </w:rPr>
-          <w:rPr>
-            <w:color w:val="0000EE"/>
-            <w:u w:val="single"/>
-          </w:rPr>
-          <w:t>39:1–14</w:t>
-        </w:r>
-      </w:hyperlink>
+      <w:r>
+        <w:rPr>
+          <w:lang w:val="hi_IN" w:bidi="hi_IN"/>
+        </w:rPr>
+        <w:t>39:1–14</w:t>
+      </w:r>
       <w:r>
         <w:rPr>
           <w:lang w:val="hi_IN" w:bidi="hi_IN"/>
         </w:rPr>
         <w:t xml:space="preserve">; </w:t>
       </w:r>
-      <w:hyperlink r:id="rId33">
-        <w:r>
-          <w:rPr>
-            <w:lang w:val="hi_IN" w:bidi="hi_IN"/>
-          </w:rPr>
-          <w:rPr>
-            <w:color w:val="0000EE"/>
-            <w:u w:val="single"/>
-          </w:rPr>
-          <w:t>43:10–13</w:t>
-        </w:r>
-      </w:hyperlink>
+      <w:r>
+        <w:rPr>
+          <w:lang w:val="hi_IN" w:bidi="hi_IN"/>
+        </w:rPr>
+        <w:t>43:10–13</w:t>
+      </w:r>
       <w:r>
         <w:rPr>
           <w:lang w:val="hi_IN" w:bidi="hi_IN"/>
         </w:rPr>
         <w:t xml:space="preserve">; </w:t>
       </w:r>
-      <w:hyperlink r:id="rId34">
-        <w:r>
-          <w:rPr>
-            <w:lang w:val="hi_IN" w:bidi="hi_IN"/>
-          </w:rPr>
-          <w:rPr>
-            <w:color w:val="0000EE"/>
-            <w:u w:val="single"/>
-          </w:rPr>
-          <w:t>46:2</w:t>
-        </w:r>
-      </w:hyperlink>
+      <w:r>
+        <w:rPr>
+          <w:lang w:val="hi_IN" w:bidi="hi_IN"/>
+        </w:rPr>
+        <w:t>46:2</w:t>
+      </w:r>
       <w:r>
         <w:rPr>
           <w:lang w:val="hi_IN" w:bidi="hi_IN"/>
         </w:rPr>
         <w:t xml:space="preserve">, </w:t>
       </w:r>
-      <w:hyperlink r:id="rId35">
-        <w:r>
-          <w:rPr>
-            <w:lang w:val="hi_IN" w:bidi="hi_IN"/>
-          </w:rPr>
-          <w:rPr>
-            <w:color w:val="0000EE"/>
-            <w:u w:val="single"/>
-          </w:rPr>
-          <w:t>13–26</w:t>
-        </w:r>
-      </w:hyperlink>
+      <w:r>
+        <w:rPr>
+          <w:lang w:val="hi_IN" w:bidi="hi_IN"/>
+        </w:rPr>
+        <w:t>13–26</w:t>
+      </w:r>
       <w:r>
         <w:rPr>
           <w:lang w:val="hi_IN" w:bidi="hi_IN"/>
         </w:rPr>
         <w:t xml:space="preserve">; </w:t>
       </w:r>
-      <w:hyperlink r:id="rId36">
-        <w:r>
-          <w:rPr>
-            <w:lang w:val="hi_IN" w:bidi="hi_IN"/>
-          </w:rPr>
-          <w:rPr>
-            <w:color w:val="0000EE"/>
-            <w:u w:val="single"/>
-          </w:rPr>
-          <w:t>49:28–33</w:t>
-        </w:r>
-      </w:hyperlink>
+      <w:r>
+        <w:rPr>
+          <w:lang w:val="hi_IN" w:bidi="hi_IN"/>
+        </w:rPr>
+        <w:t>49:28–33</w:t>
+      </w:r>
       <w:r>
         <w:rPr>
           <w:lang w:val="hi_IN" w:bidi="hi_IN"/>
         </w:rPr>
         <w:t xml:space="preserve">; </w:t>
       </w:r>
-      <w:hyperlink r:id="rId37">
-        <w:r>
-          <w:rPr>
-            <w:lang w:val="hi_IN" w:bidi="hi_IN"/>
-          </w:rPr>
-          <w:rPr>
-            <w:color w:val="0000EE"/>
-            <w:u w:val="single"/>
-          </w:rPr>
-          <w:t>50:17</w:t>
-        </w:r>
-      </w:hyperlink>
+      <w:r>
+        <w:rPr>
+          <w:lang w:val="hi_IN" w:bidi="hi_IN"/>
+        </w:rPr>
+        <w:t>50:17</w:t>
+      </w:r>
       <w:r>
         <w:rPr>
           <w:lang w:val="hi_IN" w:bidi="hi_IN"/>
         </w:rPr>
         <w:t xml:space="preserve">; </w:t>
       </w:r>
-      <w:hyperlink r:id="rId38">
-        <w:r>
-          <w:rPr>
-            <w:lang w:val="hi_IN" w:bidi="hi_IN"/>
-          </w:rPr>
-          <w:rPr>
-            <w:color w:val="0000EE"/>
-            <w:u w:val="single"/>
-          </w:rPr>
-          <w:t>51:34</w:t>
-        </w:r>
-      </w:hyperlink>
+      <w:r>
+        <w:rPr>
+          <w:lang w:val="hi_IN" w:bidi="hi_IN"/>
+        </w:rPr>
+        <w:t>51:34</w:t>
+      </w:r>
       <w:r>
         <w:rPr>
           <w:lang w:val="hi_IN" w:bidi="hi_IN"/>
         </w:rPr>
         <w:t xml:space="preserve">; </w:t>
       </w:r>
-      <w:hyperlink r:id="rId39">
-        <w:r>
-          <w:rPr>
-            <w:lang w:val="hi_IN" w:bidi="hi_IN"/>
-          </w:rPr>
-          <w:rPr>
-            <w:color w:val="0000EE"/>
-            <w:u w:val="single"/>
-          </w:rPr>
-          <w:t>52:4–16</w:t>
-        </w:r>
-      </w:hyperlink>
+      <w:r>
+        <w:rPr>
+          <w:lang w:val="hi_IN" w:bidi="hi_IN"/>
+        </w:rPr>
+        <w:t>52:4–16</w:t>
+      </w:r>
       <w:r>
         <w:rPr>
           <w:lang w:val="hi_IN" w:bidi="hi_IN"/>
         </w:rPr>
         <w:t xml:space="preserve">, </w:t>
       </w:r>
-      <w:hyperlink r:id="rId40">
-        <w:r>
-          <w:rPr>
-            <w:lang w:val="hi_IN" w:bidi="hi_IN"/>
-          </w:rPr>
-          <w:rPr>
-            <w:color w:val="0000EE"/>
-            <w:u w:val="single"/>
-          </w:rPr>
-          <w:t>28–30</w:t>
-        </w:r>
-      </w:hyperlink>
+      <w:r>
+        <w:rPr>
+          <w:lang w:val="hi_IN" w:bidi="hi_IN"/>
+        </w:rPr>
+        <w:t>28–30</w:t>
+      </w:r>
       <w:r>
         <w:rPr>
           <w:lang w:val="hi_IN" w:bidi="hi_IN"/>
         </w:rPr>
         <w:t xml:space="preserve">; </w:t>
       </w:r>
-      <w:hyperlink r:id="rId41">
-        <w:r>
-          <w:rPr>
-            <w:lang w:val="hi_IN" w:bidi="hi_IN"/>
-          </w:rPr>
-          <w:rPr>
-            <w:color w:val="0000EE"/>
-            <w:u w:val="single"/>
-          </w:rPr>
-          <w:t>यहेजकेल 26:7</w:t>
-        </w:r>
-      </w:hyperlink>
+      <w:r>
+        <w:rPr>
+          <w:lang w:val="hi_IN" w:bidi="hi_IN"/>
+        </w:rPr>
+        <w:t>यहेजकेल 26:7</w:t>
+      </w:r>
       <w:r>
         <w:rPr>
           <w:lang w:val="hi_IN" w:bidi="hi_IN"/>
         </w:rPr>
         <w:t xml:space="preserve">; </w:t>
       </w:r>
-      <w:hyperlink r:id="rId42">
-        <w:r>
-          <w:rPr>
-            <w:lang w:val="hi_IN" w:bidi="hi_IN"/>
-          </w:rPr>
-          <w:rPr>
-            <w:color w:val="0000EE"/>
-            <w:u w:val="single"/>
-          </w:rPr>
-          <w:t>29:18–20</w:t>
-        </w:r>
-      </w:hyperlink>
+      <w:r>
+        <w:rPr>
+          <w:lang w:val="hi_IN" w:bidi="hi_IN"/>
+        </w:rPr>
+        <w:t>29:18–20</w:t>
+      </w:r>
       <w:r>
         <w:rPr>
           <w:lang w:val="hi_IN" w:bidi="hi_IN"/>
         </w:rPr>
         <w:t xml:space="preserve">; </w:t>
       </w:r>
-      <w:hyperlink r:id="rId43">
-        <w:r>
-          <w:rPr>
-            <w:lang w:val="hi_IN" w:bidi="hi_IN"/>
-          </w:rPr>
-          <w:rPr>
-            <w:color w:val="0000EE"/>
-            <w:u w:val="single"/>
-          </w:rPr>
-          <w:t>30:10–11</w:t>
-        </w:r>
-      </w:hyperlink>
+      <w:r>
+        <w:rPr>
+          <w:lang w:val="hi_IN" w:bidi="hi_IN"/>
+        </w:rPr>
+        <w:t>30:10–11</w:t>
+      </w:r>
       <w:r>
         <w:rPr>
           <w:lang w:val="hi_IN" w:bidi="hi_IN"/>
         </w:rPr>
         <w:t xml:space="preserve">; </w:t>
       </w:r>
-      <w:hyperlink r:id="rId44">
-        <w:r>
-          <w:rPr>
-            <w:lang w:val="hi_IN" w:bidi="hi_IN"/>
-          </w:rPr>
-          <w:rPr>
-            <w:color w:val="0000EE"/>
-            <w:u w:val="single"/>
-          </w:rPr>
-          <w:t>दानिय्येल 1:1–4:37</w:t>
-        </w:r>
-      </w:hyperlink>
+      <w:r>
+        <w:rPr>
+          <w:lang w:val="hi_IN" w:bidi="hi_IN"/>
+        </w:rPr>
+        <w:t>दानिय्येल 1:1–4:37</w:t>
+      </w:r>
       <w:r>
         <w:rPr>
           <w:lang w:val="hi_IN" w:bidi="hi_IN"/>
@@ -948,18 +756,12 @@
         </w:rPr>
         <w:t>दाखरस लाते थे और पहले उसका स्वाद चखते थे ताकि यह सुनिश्चित हो सके कि उसमें जहर नहीं है। वह एक विश्वसनीय सलाहकार थे। नहेम्याह ने यरूशलेम की दयनीय स्थिति के बारे में सुना और करुणा से भर गए। उन्होंने राजा से अपने लोगों की सहायता के लिए यहूदिया लौटने की अनुमति मांगी। राजा ने सहमति दी और उन्हें यहूदिया का राज्यपाल नियुक्त किया, ताकि वह अपने यहूदी साथियों की सहायता कर सकें और यरूशलेम की शहरपनाह का पुनर्निर्माण कर सकें (</w:t>
       </w:r>
-      <w:hyperlink r:id="rId45">
-        <w:r>
-          <w:rPr>
-            <w:lang w:val="hi_IN" w:bidi="hi_IN"/>
-          </w:rPr>
-          <w:rPr>
-            <w:color w:val="0000EE"/>
-            <w:u w:val="single"/>
-          </w:rPr>
-          <w:t>नहे 1:1–2:8</w:t>
-        </w:r>
-      </w:hyperlink>
+      <w:r>
+        <w:rPr>
+          <w:lang w:val="hi_IN" w:bidi="hi_IN"/>
+        </w:rPr>
+        <w:t>नहे 1:1–2:8</w:t>
+      </w:r>
       <w:r>
         <w:rPr>
           <w:lang w:val="hi_IN" w:bidi="hi_IN"/>
@@ -994,108 +796,72 @@
         </w:rPr>
         <w:t>नहेम्याह का विश्वास बहुत मजबूत था, जो उनकी प्रार्थनाओं और ईश्वरीय मार्गदर्शन एवं सहायता से प्रकट होता है (</w:t>
       </w:r>
-      <w:hyperlink r:id="rId46">
-        <w:r>
-          <w:rPr>
-            <w:lang w:val="hi_IN" w:bidi="hi_IN"/>
-          </w:rPr>
-          <w:rPr>
-            <w:color w:val="0000EE"/>
-            <w:u w:val="single"/>
-          </w:rPr>
-          <w:t>नहे 1:4–11</w:t>
-        </w:r>
-      </w:hyperlink>
+      <w:r>
+        <w:rPr>
+          <w:lang w:val="hi_IN" w:bidi="hi_IN"/>
+        </w:rPr>
+        <w:t>नहे 1:4–11</w:t>
+      </w:r>
       <w:r>
         <w:rPr>
           <w:lang w:val="hi_IN" w:bidi="hi_IN"/>
         </w:rPr>
         <w:t xml:space="preserve">; </w:t>
       </w:r>
-      <w:hyperlink r:id="rId47">
-        <w:r>
-          <w:rPr>
-            <w:lang w:val="hi_IN" w:bidi="hi_IN"/>
-          </w:rPr>
-          <w:rPr>
-            <w:color w:val="0000EE"/>
-            <w:u w:val="single"/>
-          </w:rPr>
-          <w:t>2:4</w:t>
-        </w:r>
-      </w:hyperlink>
+      <w:r>
+        <w:rPr>
+          <w:lang w:val="hi_IN" w:bidi="hi_IN"/>
+        </w:rPr>
+        <w:t>2:4</w:t>
+      </w:r>
       <w:r>
         <w:rPr>
           <w:lang w:val="hi_IN" w:bidi="hi_IN"/>
         </w:rPr>
         <w:t xml:space="preserve">, </w:t>
       </w:r>
-      <w:hyperlink r:id="rId48">
-        <w:r>
-          <w:rPr>
-            <w:lang w:val="hi_IN" w:bidi="hi_IN"/>
-          </w:rPr>
-          <w:rPr>
-            <w:color w:val="0000EE"/>
-            <w:u w:val="single"/>
-          </w:rPr>
-          <w:t>8</w:t>
-        </w:r>
-      </w:hyperlink>
+      <w:r>
+        <w:rPr>
+          <w:lang w:val="hi_IN" w:bidi="hi_IN"/>
+        </w:rPr>
+        <w:t>8</w:t>
+      </w:r>
       <w:r>
         <w:rPr>
           <w:lang w:val="hi_IN" w:bidi="hi_IN"/>
         </w:rPr>
         <w:t xml:space="preserve">, </w:t>
       </w:r>
-      <w:hyperlink r:id="rId49">
-        <w:r>
-          <w:rPr>
-            <w:lang w:val="hi_IN" w:bidi="hi_IN"/>
-          </w:rPr>
-          <w:rPr>
-            <w:color w:val="0000EE"/>
-            <w:u w:val="single"/>
-          </w:rPr>
-          <w:t>18</w:t>
-        </w:r>
-      </w:hyperlink>
+      <w:r>
+        <w:rPr>
+          <w:lang w:val="hi_IN" w:bidi="hi_IN"/>
+        </w:rPr>
+        <w:t>18</w:t>
+      </w:r>
       <w:r>
         <w:rPr>
           <w:lang w:val="hi_IN" w:bidi="hi_IN"/>
         </w:rPr>
         <w:t xml:space="preserve">, </w:t>
       </w:r>
-      <w:hyperlink r:id="rId50">
-        <w:r>
-          <w:rPr>
-            <w:lang w:val="hi_IN" w:bidi="hi_IN"/>
-          </w:rPr>
-          <w:rPr>
-            <w:color w:val="0000EE"/>
-            <w:u w:val="single"/>
-          </w:rPr>
-          <w:t>20</w:t>
-        </w:r>
-      </w:hyperlink>
+      <w:r>
+        <w:rPr>
+          <w:lang w:val="hi_IN" w:bidi="hi_IN"/>
+        </w:rPr>
+        <w:t>20</w:t>
+      </w:r>
       <w:r>
         <w:rPr>
           <w:lang w:val="hi_IN" w:bidi="hi_IN"/>
         </w:rPr>
         <w:t>)। उन्होंने आर्थिक न्याय का भी समर्थन किया। उन्होंने कुछ धनी यहूदियों की आलोचना की, जो खाद्य संकट का फायदा उठाकर अपने गरीब रिश्तेदारों से ऊँचा ब्याज वसूल रहे थे। उन्होंने बेहतर व्यवहार का उदाहरण प्रस्तुत किया (</w:t>
       </w:r>
-      <w:hyperlink r:id="rId51">
-        <w:r>
-          <w:rPr>
-            <w:lang w:val="hi_IN" w:bidi="hi_IN"/>
-          </w:rPr>
-          <w:rPr>
-            <w:color w:val="0000EE"/>
-            <w:u w:val="single"/>
-          </w:rPr>
-          <w:t>नहे 5</w:t>
-        </w:r>
-      </w:hyperlink>
+      <w:r>
+        <w:rPr>
+          <w:lang w:val="hi_IN" w:bidi="hi_IN"/>
+        </w:rPr>
+        <w:t>नहे 5</w:t>
+      </w:r>
       <w:r>
         <w:rPr>
           <w:lang w:val="hi_IN" w:bidi="hi_IN"/>
@@ -1116,54 +882,36 @@
         </w:rPr>
         <w:t>नहेम्याह लोगों की विश्वासयोग्यता के प्रति अत्यंत चिंतित थे। उन्होंने व्यक्तिगत रूप से उन पुरुषों का सामना किया जिन्होंने गैर-यहूदी महिलाओं से विवाह किया था (</w:t>
       </w:r>
-      <w:hyperlink r:id="rId52">
-        <w:r>
-          <w:rPr>
-            <w:lang w:val="hi_IN" w:bidi="hi_IN"/>
-          </w:rPr>
-          <w:rPr>
-            <w:color w:val="0000EE"/>
-            <w:u w:val="single"/>
-          </w:rPr>
-          <w:t>नहे 13:23–29</w:t>
-        </w:r>
-      </w:hyperlink>
+      <w:r>
+        <w:rPr>
+          <w:lang w:val="hi_IN" w:bidi="hi_IN"/>
+        </w:rPr>
+        <w:t>नहे 13:23–29</w:t>
+      </w:r>
       <w:r>
         <w:rPr>
           <w:lang w:val="hi_IN" w:bidi="hi_IN"/>
         </w:rPr>
         <w:t>)। वह मंदिर में आराधना को बनाए रखने के लिए प्रतिबद्ध थे। उन्होंने यहूदी समाज को मंदिर के कार्य करने वालों को समर्थन देने और भेंट देने का वचन देने के लिए प्रेरित किया (</w:t>
       </w:r>
-      <w:hyperlink r:id="rId53">
-        <w:r>
-          <w:rPr>
-            <w:lang w:val="hi_IN" w:bidi="hi_IN"/>
-          </w:rPr>
-          <w:rPr>
-            <w:color w:val="0000EE"/>
-            <w:u w:val="single"/>
-          </w:rPr>
-          <w:t>नहे 10:32–39</w:t>
-        </w:r>
-      </w:hyperlink>
+      <w:r>
+        <w:rPr>
+          <w:lang w:val="hi_IN" w:bidi="hi_IN"/>
+        </w:rPr>
+        <w:t>नहे 10:32–39</w:t>
+      </w:r>
       <w:r>
         <w:rPr>
           <w:lang w:val="hi_IN" w:bidi="hi_IN"/>
         </w:rPr>
         <w:t>)। उन्होंने सब्त के पालन का भी सुधार किया (</w:t>
       </w:r>
-      <w:hyperlink r:id="rId54">
-        <w:r>
-          <w:rPr>
-            <w:lang w:val="hi_IN" w:bidi="hi_IN"/>
-          </w:rPr>
-          <w:rPr>
-            <w:color w:val="0000EE"/>
-            <w:u w:val="single"/>
-          </w:rPr>
-          <w:t>नहे 13:15–22</w:t>
-        </w:r>
-      </w:hyperlink>
+      <w:r>
+        <w:rPr>
+          <w:lang w:val="hi_IN" w:bidi="hi_IN"/>
+        </w:rPr>
+        <w:t>नहे 13:15–22</w:t>
+      </w:r>
       <w:r>
         <w:rPr>
           <w:lang w:val="hi_IN" w:bidi="hi_IN"/>
@@ -1184,18 +932,12 @@
         </w:rPr>
         <w:t xml:space="preserve">हालांकि यरूशलेम में उनके समय के अंत में समस्याएँ बनी रही (देखें </w:t>
       </w:r>
-      <w:hyperlink r:id="rId55">
-        <w:r>
-          <w:rPr>
-            <w:lang w:val="hi_IN" w:bidi="hi_IN"/>
-          </w:rPr>
-          <w:rPr>
-            <w:color w:val="0000EE"/>
-            <w:u w:val="single"/>
-          </w:rPr>
-          <w:t>नहे 13</w:t>
-        </w:r>
-      </w:hyperlink>
+      <w:r>
+        <w:rPr>
+          <w:lang w:val="hi_IN" w:bidi="hi_IN"/>
+        </w:rPr>
+        <w:t>नहे 13</w:t>
+      </w:r>
       <w:r>
         <w:rPr>
           <w:lang w:val="hi_IN" w:bidi="hi_IN"/>
@@ -1225,54 +967,36 @@
           <w:lang w:val="hi_IN" w:bidi="hi_IN"/>
         </w:rPr>
       </w:r>
-      <w:hyperlink r:id="rId56">
-        <w:r>
-          <w:rPr>
-            <w:lang w:val="hi_IN" w:bidi="hi_IN"/>
-          </w:rPr>
-          <w:rPr>
-            <w:color w:val="0000EE"/>
-            <w:u w:val="single"/>
-          </w:rPr>
-          <w:t>नहेम्याह 1:1–7:73</w:t>
-        </w:r>
-      </w:hyperlink>
+      <w:r>
+        <w:rPr>
+          <w:lang w:val="hi_IN" w:bidi="hi_IN"/>
+        </w:rPr>
+        <w:t>नहेम्याह 1:1–7:73</w:t>
+      </w:r>
       <w:r>
         <w:rPr>
           <w:lang w:val="hi_IN" w:bidi="hi_IN"/>
         </w:rPr>
         <w:t xml:space="preserve">; </w:t>
       </w:r>
-      <w:hyperlink r:id="rId57">
-        <w:r>
-          <w:rPr>
-            <w:lang w:val="hi_IN" w:bidi="hi_IN"/>
-          </w:rPr>
-          <w:rPr>
-            <w:color w:val="0000EE"/>
-            <w:u w:val="single"/>
-          </w:rPr>
-          <w:t>8:9–10</w:t>
-        </w:r>
-      </w:hyperlink>
+      <w:r>
+        <w:rPr>
+          <w:lang w:val="hi_IN" w:bidi="hi_IN"/>
+        </w:rPr>
+        <w:t>8:9–10</w:t>
+      </w:r>
       <w:r>
         <w:rPr>
           <w:lang w:val="hi_IN" w:bidi="hi_IN"/>
         </w:rPr>
         <w:t xml:space="preserve">; </w:t>
       </w:r>
-      <w:hyperlink r:id="rId58">
-        <w:r>
-          <w:rPr>
-            <w:lang w:val="hi_IN" w:bidi="hi_IN"/>
-          </w:rPr>
-          <w:rPr>
-            <w:color w:val="0000EE"/>
-            <w:u w:val="single"/>
-          </w:rPr>
-          <w:t>10:1–13:31</w:t>
-        </w:r>
-      </w:hyperlink>
+      <w:r>
+        <w:rPr>
+          <w:lang w:val="hi_IN" w:bidi="hi_IN"/>
+        </w:rPr>
+        <w:t>10:1–13:31</w:t>
+      </w:r>
       <w:r>
         <w:rPr>
           <w:lang w:val="hi_IN" w:bidi="hi_IN"/>
@@ -1327,18 +1051,12 @@
         </w:rPr>
         <w:t>नीकुदेमुस एक सम्माननीय यहूदी फरीसी थे (</w:t>
       </w:r>
-      <w:hyperlink r:id="rId59">
-        <w:r>
-          <w:rPr>
-            <w:lang w:val="hi_IN" w:bidi="hi_IN"/>
-          </w:rPr>
-          <w:rPr>
-            <w:color w:val="0000EE"/>
-            <w:u w:val="single"/>
-          </w:rPr>
-          <w:t>यूह 3:1</w:t>
-        </w:r>
-      </w:hyperlink>
+      <w:r>
+        <w:rPr>
+          <w:lang w:val="hi_IN" w:bidi="hi_IN"/>
+        </w:rPr>
+        <w:t>यूह 3:1</w:t>
+      </w:r>
       <w:r>
         <w:rPr>
           <w:lang w:val="hi_IN" w:bidi="hi_IN"/>
@@ -1359,18 +1077,12 @@
         </w:rPr>
         <w:t>नीकुदेमुस यीशु के अधिकार और चमत्कारों के प्रति जिज्ञासु थे। इसलिए, नीकुदेमुस ने रात में गुप्त रूप से यीशु से मिलने का निर्णय लिया ताकि उनके बारे में अधिक जान सकें। यीशु ने नीकुदेमुस से कहा कि उन्हें परमेश्वर के राज्य में प्रवेश करने के लिए फिर से जन्म लेना होगा (</w:t>
       </w:r>
-      <w:hyperlink r:id="rId60">
-        <w:r>
-          <w:rPr>
-            <w:lang w:val="hi_IN" w:bidi="hi_IN"/>
-          </w:rPr>
-          <w:rPr>
-            <w:color w:val="0000EE"/>
-            <w:u w:val="single"/>
-          </w:rPr>
-          <w:t>यूह 3:1–8</w:t>
-        </w:r>
-      </w:hyperlink>
+      <w:r>
+        <w:rPr>
+          <w:lang w:val="hi_IN" w:bidi="hi_IN"/>
+        </w:rPr>
+        <w:t>यूह 3:1–8</w:t>
+      </w:r>
       <w:r>
         <w:rPr>
           <w:lang w:val="hi_IN" w:bidi="hi_IN"/>
@@ -1403,18 +1115,12 @@
         </w:rPr>
         <w:t xml:space="preserve"> (</w:t>
       </w:r>
-      <w:hyperlink r:id="rId61">
-        <w:r>
-          <w:rPr>
-            <w:lang w:val="hi_IN" w:bidi="hi_IN"/>
-          </w:rPr>
-          <w:rPr>
-            <w:color w:val="0000EE"/>
-            <w:u w:val="single"/>
-          </w:rPr>
-          <w:t>यूह 7:50–51</w:t>
-        </w:r>
-      </w:hyperlink>
+      <w:r>
+        <w:rPr>
+          <w:lang w:val="hi_IN" w:bidi="hi_IN"/>
+        </w:rPr>
+        <w:t>यूह 7:50–51</w:t>
+      </w:r>
       <w:r>
         <w:rPr>
           <w:lang w:val="hi_IN" w:bidi="hi_IN"/>
@@ -1457,18 +1163,12 @@
         </w:rPr>
         <w:t xml:space="preserve"> खरीदे। उन्होंने इसे कब्र पर ले जाकर अरिमतियाह के यूसुफ के साथ मिलकर यीशु को दफनाया (</w:t>
       </w:r>
-      <w:hyperlink r:id="rId62">
-        <w:r>
-          <w:rPr>
-            <w:lang w:val="hi_IN" w:bidi="hi_IN"/>
-          </w:rPr>
-          <w:rPr>
-            <w:color w:val="0000EE"/>
-            <w:u w:val="single"/>
-          </w:rPr>
-          <w:t>यूह19:39–42</w:t>
-        </w:r>
-      </w:hyperlink>
+      <w:r>
+        <w:rPr>
+          <w:lang w:val="hi_IN" w:bidi="hi_IN"/>
+        </w:rPr>
+        <w:t>यूह19:39–42</w:t>
+      </w:r>
       <w:r>
         <w:rPr>
           <w:lang w:val="hi_IN" w:bidi="hi_IN"/>
@@ -1498,54 +1198,36 @@
           <w:lang w:val="hi_IN" w:bidi="hi_IN"/>
         </w:rPr>
       </w:r>
-      <w:hyperlink r:id="rId63">
-        <w:r>
-          <w:rPr>
-            <w:lang w:val="hi_IN" w:bidi="hi_IN"/>
-          </w:rPr>
-          <w:rPr>
-            <w:color w:val="0000EE"/>
-            <w:u w:val="single"/>
-          </w:rPr>
-          <w:t>यूहन्ना 3:1–9</w:t>
-        </w:r>
-      </w:hyperlink>
+      <w:r>
+        <w:rPr>
+          <w:lang w:val="hi_IN" w:bidi="hi_IN"/>
+        </w:rPr>
+        <w:t>यूहन्ना 3:1–9</w:t>
+      </w:r>
       <w:r>
         <w:rPr>
           <w:lang w:val="hi_IN" w:bidi="hi_IN"/>
         </w:rPr>
         <w:t xml:space="preserve">; </w:t>
       </w:r>
-      <w:hyperlink r:id="rId64">
-        <w:r>
-          <w:rPr>
-            <w:lang w:val="hi_IN" w:bidi="hi_IN"/>
-          </w:rPr>
-          <w:rPr>
-            <w:color w:val="0000EE"/>
-            <w:u w:val="single"/>
-          </w:rPr>
-          <w:t>7:50</w:t>
-        </w:r>
-      </w:hyperlink>
+      <w:r>
+        <w:rPr>
+          <w:lang w:val="hi_IN" w:bidi="hi_IN"/>
+        </w:rPr>
+        <w:t>7:50</w:t>
+      </w:r>
       <w:r>
         <w:rPr>
           <w:lang w:val="hi_IN" w:bidi="hi_IN"/>
         </w:rPr>
         <w:t xml:space="preserve">; </w:t>
       </w:r>
-      <w:hyperlink r:id="rId62">
-        <w:r>
-          <w:rPr>
-            <w:lang w:val="hi_IN" w:bidi="hi_IN"/>
-          </w:rPr>
-          <w:rPr>
-            <w:color w:val="0000EE"/>
-            <w:u w:val="single"/>
-          </w:rPr>
-          <w:t>19:39–42</w:t>
-        </w:r>
-      </w:hyperlink>
+      <w:r>
+        <w:rPr>
+          <w:lang w:val="hi_IN" w:bidi="hi_IN"/>
+        </w:rPr>
+        <w:t>19:39–42</w:t>
+      </w:r>
       <w:r>
         <w:rPr>
           <w:lang w:val="hi_IN" w:bidi="hi_IN"/>
@@ -1668,18 +1350,12 @@
         </w:rPr>
         <w:t xml:space="preserve">" ( </w:t>
       </w:r>
-      <w:hyperlink r:id="rId65">
-        <w:r>
-          <w:rPr>
-            <w:lang w:val="hi_IN" w:bidi="hi_IN"/>
-          </w:rPr>
-          <w:rPr>
-            <w:color w:val="0000EE"/>
-            <w:u w:val="single"/>
-          </w:rPr>
-          <w:t>रोम 13:1</w:t>
-        </w:r>
-      </w:hyperlink>
+      <w:r>
+        <w:rPr>
+          <w:lang w:val="hi_IN" w:bidi="hi_IN"/>
+        </w:rPr>
+        <w:t>रोम 13:1</w:t>
+      </w:r>
       <w:r>
         <w:rPr>
           <w:lang w:val="hi_IN" w:bidi="hi_IN"/>
@@ -1700,18 +1376,12 @@
         </w:rPr>
         <w:t xml:space="preserve">नीरो की सबसे बुरी हरकतें तब हुईं जब उन्होंने ईस्वी 59 में अपनी माँ की हत्या की योजना को अंजाम दिया (उसी वर्ष पौलुस ने कैसर से अपील की, </w:t>
       </w:r>
-      <w:hyperlink r:id="rId66">
-        <w:r>
-          <w:rPr>
-            <w:lang w:val="hi_IN" w:bidi="hi_IN"/>
-          </w:rPr>
-          <w:rPr>
-            <w:color w:val="0000EE"/>
-            <w:u w:val="single"/>
-          </w:rPr>
-          <w:t>प्रेरि 25:11</w:t>
-        </w:r>
-      </w:hyperlink>
+      <w:r>
+        <w:rPr>
+          <w:lang w:val="hi_IN" w:bidi="hi_IN"/>
+        </w:rPr>
+        <w:t>प्रेरि 25:11</w:t>
+      </w:r>
       <w:r>
         <w:rPr>
           <w:lang w:val="hi_IN" w:bidi="hi_IN"/>
@@ -1840,18 +1510,12 @@
           <w:lang w:val="hi_IN" w:bidi="hi_IN"/>
         </w:rPr>
       </w:r>
-      <w:hyperlink r:id="rId67">
-        <w:r>
-          <w:rPr>
-            <w:lang w:val="hi_IN" w:bidi="hi_IN"/>
-          </w:rPr>
-          <w:rPr>
-            <w:color w:val="0000EE"/>
-            <w:u w:val="single"/>
-          </w:rPr>
-          <w:t>रोमियों 13:1–7</w:t>
-        </w:r>
-      </w:hyperlink>
+      <w:r>
+        <w:rPr>
+          <w:lang w:val="hi_IN" w:bidi="hi_IN"/>
+        </w:rPr>
+        <w:t>रोमियों 13:1–7</w:t>
+      </w:r>
       <w:r>
         <w:rPr>
           <w:lang w:val="hi_IN" w:bidi="hi_IN"/>
@@ -1900,18 +1564,12 @@
         </w:rPr>
         <w:t>नूह लेमेक के पुत्र और शेत के वंशज थे (</w:t>
       </w:r>
-      <w:hyperlink r:id="rId68">
-        <w:r>
-          <w:rPr>
-            <w:lang w:val="hi_IN" w:bidi="hi_IN"/>
-          </w:rPr>
-          <w:rPr>
-            <w:color w:val="0000EE"/>
-            <w:u w:val="single"/>
-          </w:rPr>
-          <w:t>उत 5:3–29</w:t>
-        </w:r>
-      </w:hyperlink>
+      <w:r>
+        <w:rPr>
+          <w:lang w:val="hi_IN" w:bidi="hi_IN"/>
+        </w:rPr>
+        <w:t>उत 5:3–29</w:t>
+      </w:r>
       <w:r>
         <w:rPr>
           <w:lang w:val="hi_IN" w:bidi="hi_IN"/>
@@ -1944,126 +1602,84 @@
         </w:rPr>
         <w:t xml:space="preserve"> कारण सृष्टि को नष्ट करने की योजना बनाई (</w:t>
       </w:r>
-      <w:hyperlink r:id="rId69">
-        <w:r>
-          <w:rPr>
-            <w:lang w:val="hi_IN" w:bidi="hi_IN"/>
-          </w:rPr>
-          <w:rPr>
-            <w:color w:val="0000EE"/>
-            <w:u w:val="single"/>
-          </w:rPr>
-          <w:t>उत 6:1–7</w:t>
-        </w:r>
-      </w:hyperlink>
+      <w:r>
+        <w:rPr>
+          <w:lang w:val="hi_IN" w:bidi="hi_IN"/>
+        </w:rPr>
+        <w:t>उत 6:1–7</w:t>
+      </w:r>
       <w:r>
         <w:rPr>
           <w:lang w:val="hi_IN" w:bidi="hi_IN"/>
         </w:rPr>
         <w:t xml:space="preserve">; देखें </w:t>
       </w:r>
-      <w:hyperlink r:id="rId70">
-        <w:r>
-          <w:rPr>
-            <w:lang w:val="hi_IN" w:bidi="hi_IN"/>
-          </w:rPr>
-          <w:rPr>
-            <w:color w:val="0000EE"/>
-            <w:u w:val="single"/>
-          </w:rPr>
-          <w:t>मत्ती 24:37–39</w:t>
-        </w:r>
-      </w:hyperlink>
+      <w:r>
+        <w:rPr>
+          <w:lang w:val="hi_IN" w:bidi="hi_IN"/>
+        </w:rPr>
+        <w:t>मत्ती 24:37–39</w:t>
+      </w:r>
       <w:r>
         <w:rPr>
           <w:lang w:val="hi_IN" w:bidi="hi_IN"/>
         </w:rPr>
         <w:t xml:space="preserve">; </w:t>
       </w:r>
-      <w:hyperlink r:id="rId71">
-        <w:r>
-          <w:rPr>
-            <w:lang w:val="hi_IN" w:bidi="hi_IN"/>
-          </w:rPr>
-          <w:rPr>
-            <w:color w:val="0000EE"/>
-            <w:u w:val="single"/>
-          </w:rPr>
-          <w:t>लूका 17:26–27</w:t>
-        </w:r>
-      </w:hyperlink>
+      <w:r>
+        <w:rPr>
+          <w:lang w:val="hi_IN" w:bidi="hi_IN"/>
+        </w:rPr>
+        <w:t>लूका 17:26–27</w:t>
+      </w:r>
       <w:r>
         <w:rPr>
           <w:lang w:val="hi_IN" w:bidi="hi_IN"/>
         </w:rPr>
         <w:t>), लेकिन उन्होंने नूह को बचाने का निर्णय लिया (</w:t>
       </w:r>
-      <w:hyperlink r:id="rId72">
-        <w:r>
-          <w:rPr>
-            <w:lang w:val="hi_IN" w:bidi="hi_IN"/>
-          </w:rPr>
-          <w:rPr>
-            <w:color w:val="0000EE"/>
-            <w:u w:val="single"/>
-          </w:rPr>
-          <w:t>उत 6:8</w:t>
-        </w:r>
-      </w:hyperlink>
+      <w:r>
+        <w:rPr>
+          <w:lang w:val="hi_IN" w:bidi="hi_IN"/>
+        </w:rPr>
+        <w:t>उत 6:8</w:t>
+      </w:r>
       <w:r>
         <w:rPr>
           <w:lang w:val="hi_IN" w:bidi="hi_IN"/>
         </w:rPr>
         <w:t>)। परमेश्वर ने नूह को, जो धार्मिक और निष्कलंक थे (</w:t>
       </w:r>
-      <w:hyperlink r:id="rId73">
-        <w:r>
-          <w:rPr>
-            <w:lang w:val="hi_IN" w:bidi="hi_IN"/>
-          </w:rPr>
-          <w:rPr>
-            <w:color w:val="0000EE"/>
-            <w:u w:val="single"/>
-          </w:rPr>
-          <w:t>उत 6:9</w:t>
-        </w:r>
-      </w:hyperlink>
+      <w:r>
+        <w:rPr>
+          <w:lang w:val="hi_IN" w:bidi="hi_IN"/>
+        </w:rPr>
+        <w:t>उत 6:9</w:t>
+      </w:r>
       <w:r>
         <w:rPr>
           <w:lang w:val="hi_IN" w:bidi="hi_IN"/>
         </w:rPr>
         <w:t>), जहाज बनाने के लिए विस्तृत निर्देश दिए। केवल नूह का आठ सदस्यीय परिवार और हर प्रकार के जीव को बचाया जाएगा (</w:t>
       </w:r>
-      <w:hyperlink r:id="rId74">
-        <w:r>
-          <w:rPr>
-            <w:lang w:val="hi_IN" w:bidi="hi_IN"/>
-          </w:rPr>
-          <w:rPr>
-            <w:color w:val="0000EE"/>
-            <w:u w:val="single"/>
-          </w:rPr>
-          <w:t>उत 6:14–8:19</w:t>
-        </w:r>
-      </w:hyperlink>
+      <w:r>
+        <w:rPr>
+          <w:lang w:val="hi_IN" w:bidi="hi_IN"/>
+        </w:rPr>
+        <w:t>उत 6:14–8:19</w:t>
+      </w:r>
       <w:r>
         <w:rPr>
           <w:lang w:val="hi_IN" w:bidi="hi_IN"/>
         </w:rPr>
         <w:t>)। बाढ़ के बाद, नूह और उनका परिवार जहाज से बाहर आया। नूह ने एक वेदी बनाकर और बलिदान चढ़ाकर परमेश्वर को प्रसन्न किया। परमेश्वर ने वादा किया कि वह फिर कभी भी पूरी पृथ्वी को बाढ़ से नष्ट नहीं करेंगे और न ही ऋतुओं को बाधित करेंगे, भले ही मनुष्य पाप करे (</w:t>
       </w:r>
-      <w:hyperlink r:id="rId75">
-        <w:r>
-          <w:rPr>
-            <w:lang w:val="hi_IN" w:bidi="hi_IN"/>
-          </w:rPr>
-          <w:rPr>
-            <w:color w:val="0000EE"/>
-            <w:u w:val="single"/>
-          </w:rPr>
-          <w:t>उत 8:20–9:17</w:t>
-        </w:r>
-      </w:hyperlink>
+      <w:r>
+        <w:rPr>
+          <w:lang w:val="hi_IN" w:bidi="hi_IN"/>
+        </w:rPr>
+        <w:t>उत 8:20–9:17</w:t>
+      </w:r>
       <w:r>
         <w:rPr>
           <w:lang w:val="hi_IN" w:bidi="hi_IN"/>
@@ -2084,18 +1700,12 @@
         </w:rPr>
         <w:t>नूह के पुत्र शेम, हाम और येपेत थे। पृथ्वी के सभी राष्ट्र उन्हीं से उत्पन्न हुए (</w:t>
       </w:r>
-      <w:hyperlink r:id="rId76">
-        <w:r>
-          <w:rPr>
-            <w:lang w:val="hi_IN" w:bidi="hi_IN"/>
-          </w:rPr>
-          <w:rPr>
-            <w:color w:val="0000EE"/>
-            <w:u w:val="single"/>
-          </w:rPr>
-          <w:t>उत 9:18–19</w:t>
-        </w:r>
-      </w:hyperlink>
+      <w:r>
+        <w:rPr>
+          <w:lang w:val="hi_IN" w:bidi="hi_IN"/>
+        </w:rPr>
+        <w:t>उत 9:18–19</w:t>
+      </w:r>
       <w:r>
         <w:rPr>
           <w:lang w:val="hi_IN" w:bidi="hi_IN"/>
@@ -2114,90 +1724,60 @@
         </w:rPr>
         <w:t>या धन्य किया गया (</w:t>
       </w:r>
-      <w:hyperlink r:id="rId77">
-        <w:r>
-          <w:rPr>
-            <w:lang w:val="hi_IN" w:bidi="hi_IN"/>
-          </w:rPr>
-          <w:rPr>
-            <w:color w:val="0000EE"/>
-            <w:u w:val="single"/>
-          </w:rPr>
-          <w:t>उत 9:20–27</w:t>
-        </w:r>
-      </w:hyperlink>
+      <w:r>
+        <w:rPr>
+          <w:lang w:val="hi_IN" w:bidi="hi_IN"/>
+        </w:rPr>
+        <w:t>उत 9:20–27</w:t>
+      </w:r>
       <w:r>
         <w:rPr>
           <w:lang w:val="hi_IN" w:bidi="hi_IN"/>
         </w:rPr>
         <w:t>)। नूह 950 वर्ष तक जीवित रहे, जिसमें बाढ़ के बाद के 350 वर्ष भी शामिल है (</w:t>
       </w:r>
-      <w:hyperlink r:id="rId78">
-        <w:r>
-          <w:rPr>
-            <w:lang w:val="hi_IN" w:bidi="hi_IN"/>
-          </w:rPr>
-          <w:rPr>
-            <w:color w:val="0000EE"/>
-            <w:u w:val="single"/>
-          </w:rPr>
-          <w:t>उत 9:28–29</w:t>
-        </w:r>
-      </w:hyperlink>
+      <w:r>
+        <w:rPr>
+          <w:lang w:val="hi_IN" w:bidi="hi_IN"/>
+        </w:rPr>
+        <w:t>उत 9:28–29</w:t>
+      </w:r>
       <w:r>
         <w:rPr>
           <w:lang w:val="hi_IN" w:bidi="hi_IN"/>
         </w:rPr>
         <w:t xml:space="preserve">)। वह धार्मिकता, आज्ञाकारिता, साहस और विश्वास का एक उदाहरण है (देखें </w:t>
       </w:r>
-      <w:hyperlink r:id="rId79">
-        <w:r>
-          <w:rPr>
-            <w:lang w:val="hi_IN" w:bidi="hi_IN"/>
-          </w:rPr>
-          <w:rPr>
-            <w:color w:val="0000EE"/>
-            <w:u w:val="single"/>
-          </w:rPr>
-          <w:t>यहे 14:12–20</w:t>
-        </w:r>
-      </w:hyperlink>
+      <w:r>
+        <w:rPr>
+          <w:lang w:val="hi_IN" w:bidi="hi_IN"/>
+        </w:rPr>
+        <w:t>यहे 14:12–20</w:t>
+      </w:r>
       <w:r>
         <w:rPr>
           <w:lang w:val="hi_IN" w:bidi="hi_IN"/>
         </w:rPr>
         <w:t xml:space="preserve">; </w:t>
       </w:r>
-      <w:hyperlink r:id="rId80">
-        <w:r>
-          <w:rPr>
-            <w:lang w:val="hi_IN" w:bidi="hi_IN"/>
-          </w:rPr>
-          <w:rPr>
-            <w:color w:val="0000EE"/>
-            <w:u w:val="single"/>
-          </w:rPr>
-          <w:t>इब्रा 11:7</w:t>
-        </w:r>
-      </w:hyperlink>
+      <w:r>
+        <w:rPr>
+          <w:lang w:val="hi_IN" w:bidi="hi_IN"/>
+        </w:rPr>
+        <w:t>इब्रा 11:7</w:t>
+      </w:r>
       <w:r>
         <w:rPr>
           <w:lang w:val="hi_IN" w:bidi="hi_IN"/>
         </w:rPr>
         <w:t xml:space="preserve">; </w:t>
       </w:r>
-      <w:hyperlink r:id="rId81">
-        <w:r>
-          <w:rPr>
-            <w:lang w:val="hi_IN" w:bidi="hi_IN"/>
-          </w:rPr>
-          <w:rPr>
-            <w:color w:val="0000EE"/>
-            <w:u w:val="single"/>
-          </w:rPr>
-          <w:t>2 पत 2:5</w:t>
-        </w:r>
-      </w:hyperlink>
+      <w:r>
+        <w:rPr>
+          <w:lang w:val="hi_IN" w:bidi="hi_IN"/>
+        </w:rPr>
+        <w:t>2 पत 2:5</w:t>
+      </w:r>
       <w:r>
         <w:rPr>
           <w:lang w:val="hi_IN" w:bidi="hi_IN"/>
@@ -2227,180 +1807,120 @@
           <w:lang w:val="hi_IN" w:bidi="hi_IN"/>
         </w:rPr>
       </w:r>
-      <w:hyperlink r:id="rId82">
-        <w:r>
-          <w:rPr>
-            <w:lang w:val="hi_IN" w:bidi="hi_IN"/>
-          </w:rPr>
-          <w:rPr>
-            <w:color w:val="0000EE"/>
-            <w:u w:val="single"/>
-          </w:rPr>
-          <w:t>उत्पत्ति 5:28–10:1</w:t>
-        </w:r>
-      </w:hyperlink>
+      <w:r>
+        <w:rPr>
+          <w:lang w:val="hi_IN" w:bidi="hi_IN"/>
+        </w:rPr>
+        <w:t>उत्पत्ति 5:28–10:1</w:t>
+      </w:r>
       <w:r>
         <w:rPr>
           <w:lang w:val="hi_IN" w:bidi="hi_IN"/>
         </w:rPr>
         <w:t xml:space="preserve">; </w:t>
       </w:r>
-      <w:hyperlink r:id="rId83">
-        <w:r>
-          <w:rPr>
-            <w:lang w:val="hi_IN" w:bidi="hi_IN"/>
-          </w:rPr>
-          <w:rPr>
-            <w:color w:val="0000EE"/>
-            <w:u w:val="single"/>
-          </w:rPr>
-          <w:t>1 इतिहास 1:4</w:t>
-        </w:r>
-      </w:hyperlink>
+      <w:r>
+        <w:rPr>
+          <w:lang w:val="hi_IN" w:bidi="hi_IN"/>
+        </w:rPr>
+        <w:t>1 इतिहास 1:4</w:t>
+      </w:r>
       <w:r>
         <w:rPr>
           <w:lang w:val="hi_IN" w:bidi="hi_IN"/>
         </w:rPr>
         <w:t xml:space="preserve">; </w:t>
       </w:r>
-      <w:hyperlink r:id="rId84">
-        <w:r>
-          <w:rPr>
-            <w:lang w:val="hi_IN" w:bidi="hi_IN"/>
-          </w:rPr>
-          <w:rPr>
-            <w:color w:val="0000EE"/>
-            <w:u w:val="single"/>
-          </w:rPr>
-          <w:t>यशायाह 54:9</w:t>
-        </w:r>
-      </w:hyperlink>
+      <w:r>
+        <w:rPr>
+          <w:lang w:val="hi_IN" w:bidi="hi_IN"/>
+        </w:rPr>
+        <w:t>यशायाह 54:9</w:t>
+      </w:r>
       <w:r>
         <w:rPr>
           <w:lang w:val="hi_IN" w:bidi="hi_IN"/>
         </w:rPr>
         <w:t xml:space="preserve">; </w:t>
       </w:r>
-      <w:hyperlink r:id="rId79">
-        <w:r>
-          <w:rPr>
-            <w:lang w:val="hi_IN" w:bidi="hi_IN"/>
-          </w:rPr>
-          <w:rPr>
-            <w:color w:val="0000EE"/>
-            <w:u w:val="single"/>
-          </w:rPr>
-          <w:t>यहेजकेल 14:12–20</w:t>
-        </w:r>
-      </w:hyperlink>
+      <w:r>
+        <w:rPr>
+          <w:lang w:val="hi_IN" w:bidi="hi_IN"/>
+        </w:rPr>
+        <w:t>यहेजकेल 14:12–20</w:t>
+      </w:r>
       <w:r>
         <w:rPr>
           <w:lang w:val="hi_IN" w:bidi="hi_IN"/>
         </w:rPr>
         <w:t xml:space="preserve">; </w:t>
       </w:r>
-      <w:hyperlink r:id="rId85">
-        <w:r>
-          <w:rPr>
-            <w:lang w:val="hi_IN" w:bidi="hi_IN"/>
-          </w:rPr>
-          <w:rPr>
-            <w:color w:val="0000EE"/>
-            <w:u w:val="single"/>
-          </w:rPr>
-          <w:t>मत्ती 24:37–38</w:t>
-        </w:r>
-      </w:hyperlink>
+      <w:r>
+        <w:rPr>
+          <w:lang w:val="hi_IN" w:bidi="hi_IN"/>
+        </w:rPr>
+        <w:t>मत्ती 24:37–38</w:t>
+      </w:r>
       <w:r>
         <w:rPr>
           <w:lang w:val="hi_IN" w:bidi="hi_IN"/>
         </w:rPr>
         <w:t xml:space="preserve">; </w:t>
       </w:r>
-      <w:hyperlink r:id="rId86">
-        <w:r>
-          <w:rPr>
-            <w:lang w:val="hi_IN" w:bidi="hi_IN"/>
-          </w:rPr>
-          <w:rPr>
-            <w:color w:val="0000EE"/>
-            <w:u w:val="single"/>
-          </w:rPr>
-          <w:t>लूका 3:36</w:t>
-        </w:r>
-      </w:hyperlink>
+      <w:r>
+        <w:rPr>
+          <w:lang w:val="hi_IN" w:bidi="hi_IN"/>
+        </w:rPr>
+        <w:t>लूका 3:36</w:t>
+      </w:r>
       <w:r>
         <w:rPr>
           <w:lang w:val="hi_IN" w:bidi="hi_IN"/>
         </w:rPr>
         <w:t xml:space="preserve">; </w:t>
       </w:r>
-      <w:hyperlink r:id="rId71">
-        <w:r>
-          <w:rPr>
-            <w:lang w:val="hi_IN" w:bidi="hi_IN"/>
-          </w:rPr>
-          <w:rPr>
-            <w:color w:val="0000EE"/>
-            <w:u w:val="single"/>
-          </w:rPr>
-          <w:t>लूका 17:26–27</w:t>
-        </w:r>
-      </w:hyperlink>
+      <w:r>
+        <w:rPr>
+          <w:lang w:val="hi_IN" w:bidi="hi_IN"/>
+        </w:rPr>
+        <w:t>लूका 17:26–27</w:t>
+      </w:r>
       <w:r>
         <w:rPr>
           <w:lang w:val="hi_IN" w:bidi="hi_IN"/>
         </w:rPr>
         <w:t xml:space="preserve">; </w:t>
       </w:r>
-      <w:hyperlink r:id="rId80">
-        <w:r>
-          <w:rPr>
-            <w:lang w:val="hi_IN" w:bidi="hi_IN"/>
-          </w:rPr>
-          <w:rPr>
-            <w:color w:val="0000EE"/>
-            <w:u w:val="single"/>
-          </w:rPr>
-          <w:t>इब्रानियों 11:7</w:t>
-        </w:r>
-      </w:hyperlink>
+      <w:r>
+        <w:rPr>
+          <w:lang w:val="hi_IN" w:bidi="hi_IN"/>
+        </w:rPr>
+        <w:t>इब्रानियों 11:7</w:t>
+      </w:r>
       <w:r>
         <w:rPr>
           <w:lang w:val="hi_IN" w:bidi="hi_IN"/>
         </w:rPr>
         <w:t xml:space="preserve">; </w:t>
       </w:r>
-      <w:hyperlink r:id="rId87">
-        <w:r>
-          <w:rPr>
-            <w:lang w:val="hi_IN" w:bidi="hi_IN"/>
-          </w:rPr>
-          <w:rPr>
-            <w:color w:val="0000EE"/>
-            <w:u w:val="single"/>
-          </w:rPr>
-          <w:t>1 पतरस 3:20–21</w:t>
-        </w:r>
-      </w:hyperlink>
+      <w:r>
+        <w:rPr>
+          <w:lang w:val="hi_IN" w:bidi="hi_IN"/>
+        </w:rPr>
+        <w:t>1 पतरस 3:20–21</w:t>
+      </w:r>
       <w:r>
         <w:rPr>
           <w:lang w:val="hi_IN" w:bidi="hi_IN"/>
         </w:rPr>
         <w:t xml:space="preserve">; </w:t>
       </w:r>
-      <w:hyperlink r:id="rId81">
-        <w:r>
-          <w:rPr>
-            <w:lang w:val="hi_IN" w:bidi="hi_IN"/>
-          </w:rPr>
-          <w:rPr>
-            <w:color w:val="0000EE"/>
-            <w:u w:val="single"/>
-          </w:rPr>
-          <w:t>2 पतरस 2:5</w:t>
-        </w:r>
-      </w:hyperlink>
+      <w:r>
+        <w:rPr>
+          <w:lang w:val="hi_IN" w:bidi="hi_IN"/>
+        </w:rPr>
+        <w:t>2 पतरस 2:5</w:t>
+      </w:r>
       <w:r>
         <w:rPr>
           <w:lang w:val="hi_IN" w:bidi="hi_IN"/>
